--- a/lab1/Паттерны проектирования 1.docx
+++ b/lab1/Паттерны проектирования 1.docx
@@ -137,27 +137,7 @@
           <w:sz w:val="28"/>
           <w:szCs w:val="28"/>
         </w:rPr>
-        <w:t xml:space="preserve">Департамент цифровых </w:t>
-      </w:r>
-      <w:proofErr w:type="spellStart"/>
-      <w:r>
-        <w:rPr>
-          <w:rFonts w:ascii="Times New Roman" w:hAnsi="Times New Roman" w:cs="Times New Roman"/>
-          <w:bCs/>
-          <w:sz w:val="28"/>
-          <w:szCs w:val="28"/>
-        </w:rPr>
-        <w:t>роботехнических</w:t>
-      </w:r>
-      <w:proofErr w:type="spellEnd"/>
-      <w:r>
-        <w:rPr>
-          <w:rFonts w:ascii="Times New Roman" w:hAnsi="Times New Roman" w:cs="Times New Roman"/>
-          <w:bCs/>
-          <w:sz w:val="28"/>
-          <w:szCs w:val="28"/>
-        </w:rPr>
-        <w:t xml:space="preserve"> систем и электроники</w:t>
+        <w:t>Департамент цифровых роботехнических систем и электроники</w:t>
       </w:r>
     </w:p>
     <w:p>
@@ -1015,25 +995,7 @@
           <w:sz w:val="28"/>
           <w:szCs w:val="28"/>
         </w:rPr>
-        <w:t>еализовать решение прикладной задачи «Расчёт стоимости поездки» с применением порождающего паттерна проектирования «Одиночка» (</w:t>
-      </w:r>
-      <w:proofErr w:type="spellStart"/>
-      <w:r>
-        <w:rPr>
-          <w:rFonts w:ascii="Times New Roman" w:hAnsi="Times New Roman" w:cs="Times New Roman"/>
-          <w:sz w:val="28"/>
-          <w:szCs w:val="28"/>
-        </w:rPr>
-        <w:t>Singleton</w:t>
-      </w:r>
-      <w:proofErr w:type="spellEnd"/>
-      <w:r>
-        <w:rPr>
-          <w:rFonts w:ascii="Times New Roman" w:hAnsi="Times New Roman" w:cs="Times New Roman"/>
-          <w:sz w:val="28"/>
-          <w:szCs w:val="28"/>
-        </w:rPr>
-        <w:t>).</w:t>
+        <w:t>еализовать решение прикладной задачи «Расчёт стоимости поездки» с применением порождающего паттерна проектирования «Одиночка» (Singleton).</w:t>
       </w:r>
     </w:p>
     <w:p>
@@ -1049,6 +1011,7 @@
           <w:rFonts w:ascii="Times New Roman" w:hAnsi="Times New Roman" w:cs="Times New Roman"/>
           <w:sz w:val="28"/>
           <w:szCs w:val="28"/>
+          <w:lang w:val="en-US"/>
         </w:rPr>
       </w:pPr>
       <w:r>
@@ -1067,6 +1030,7 @@
           <w:tab w:val="left" w:pos="3060"/>
         </w:tabs>
         <w:spacing w:after="0" w:line="360" w:lineRule="auto"/>
+        <w:ind w:firstLine="709"/>
         <w:jc w:val="both"/>
         <w:rPr>
           <w:rFonts w:ascii="Times New Roman" w:hAnsi="Times New Roman" w:cs="Times New Roman"/>
@@ -1075,6 +1039,15 @@
           <w:lang w:val="en-US"/>
         </w:rPr>
       </w:pPr>
+      <w:r>
+        <w:rPr>
+          <w:rFonts w:ascii="Times New Roman" w:hAnsi="Times New Roman" w:cs="Times New Roman"/>
+          <w:sz w:val="28"/>
+          <w:szCs w:val="28"/>
+          <w:lang w:val="en-US"/>
+        </w:rPr>
+        <w:t>https://github.com/Gregory7635/patterns/tree/main/lab1</w:t>
+      </w:r>
     </w:p>
     <w:p>
       <w:pPr>
@@ -1222,23 +1195,7 @@
         <w:spacing w:after="150"/>
       </w:pPr>
       <w:r>
-        <w:t xml:space="preserve">Класс </w:t>
-      </w:r>
-      <w:proofErr w:type="spellStart"/>
-      <w:r>
-        <w:t>AppSettings</w:t>
-      </w:r>
-      <w:proofErr w:type="spellEnd"/>
-      <w:r>
-        <w:t xml:space="preserve"> хранит настройки приложения и реализован как </w:t>
-      </w:r>
-      <w:proofErr w:type="spellStart"/>
-      <w:r>
-        <w:t>Singleton</w:t>
-      </w:r>
-      <w:proofErr w:type="spellEnd"/>
-      <w:r>
-        <w:t>:</w:t>
+        <w:t>Класс AppSettings хранит настройки приложения и реализован как Singleton:</w:t>
       </w:r>
     </w:p>
     <w:p>
@@ -1523,29 +1480,7 @@
           <w:szCs w:val="21"/>
           <w:lang w:eastAsia="ru-RU"/>
         </w:rPr>
-        <w:t xml:space="preserve"># атрибуте класса. При всех последующих вызовах </w:t>
-      </w:r>
-      <w:proofErr w:type="spellStart"/>
-      <w:r>
-        <w:rPr>
-          <w:rFonts w:ascii="Consolas" w:eastAsia="Times New Roman" w:hAnsi="Consolas" w:cs="Times New Roman"/>
-          <w:color w:val="008000"/>
-          <w:sz w:val="21"/>
-          <w:szCs w:val="21"/>
-          <w:lang w:eastAsia="ru-RU"/>
-        </w:rPr>
-        <w:t>AppSettings</w:t>
-      </w:r>
-      <w:proofErr w:type="spellEnd"/>
-      <w:r>
-        <w:rPr>
-          <w:rFonts w:ascii="Consolas" w:eastAsia="Times New Roman" w:hAnsi="Consolas" w:cs="Times New Roman"/>
-          <w:color w:val="008000"/>
-          <w:sz w:val="21"/>
-          <w:szCs w:val="21"/>
-          <w:lang w:eastAsia="ru-RU"/>
-        </w:rPr>
-        <w:t>()</w:t>
+        <w:t># атрибуте класса. При всех последующих вызовах AppSettings()</w:t>
       </w:r>
     </w:p>
     <w:p>
@@ -2198,7 +2133,6 @@
         </w:rPr>
         <w:t>"</w:t>
       </w:r>
-      <w:proofErr w:type="spellStart"/>
       <w:r>
         <w:rPr>
           <w:rFonts w:ascii="Consolas" w:eastAsia="Times New Roman" w:hAnsi="Consolas" w:cs="Times New Roman"/>
@@ -2209,7 +2143,6 @@
         </w:rPr>
         <w:t>руб</w:t>
       </w:r>
-      <w:proofErr w:type="spellEnd"/>
       <w:r>
         <w:rPr>
           <w:rFonts w:ascii="Consolas" w:eastAsia="Times New Roman" w:hAnsi="Consolas" w:cs="Times New Roman"/>
@@ -2341,51 +2274,7 @@
           <w:szCs w:val="21"/>
           <w:lang w:eastAsia="ru-RU"/>
         </w:rPr>
-        <w:t># __</w:t>
-      </w:r>
-      <w:proofErr w:type="spellStart"/>
-      <w:r>
-        <w:rPr>
-          <w:rFonts w:ascii="Consolas" w:eastAsia="Times New Roman" w:hAnsi="Consolas" w:cs="Times New Roman"/>
-          <w:color w:val="008000"/>
-          <w:sz w:val="21"/>
-          <w:szCs w:val="21"/>
-          <w:lang w:eastAsia="ru-RU"/>
-        </w:rPr>
-        <w:t>init</w:t>
-      </w:r>
-      <w:proofErr w:type="spellEnd"/>
-      <w:r>
-        <w:rPr>
-          <w:rFonts w:ascii="Consolas" w:eastAsia="Times New Roman" w:hAnsi="Consolas" w:cs="Times New Roman"/>
-          <w:color w:val="008000"/>
-          <w:sz w:val="21"/>
-          <w:szCs w:val="21"/>
-          <w:lang w:eastAsia="ru-RU"/>
-        </w:rPr>
-        <w:t xml:space="preserve">__ вызывается при каждом </w:t>
-      </w:r>
-      <w:proofErr w:type="spellStart"/>
-      <w:r>
-        <w:rPr>
-          <w:rFonts w:ascii="Consolas" w:eastAsia="Times New Roman" w:hAnsi="Consolas" w:cs="Times New Roman"/>
-          <w:color w:val="008000"/>
-          <w:sz w:val="21"/>
-          <w:szCs w:val="21"/>
-          <w:lang w:eastAsia="ru-RU"/>
-        </w:rPr>
-        <w:t>AppSettings</w:t>
-      </w:r>
-      <w:proofErr w:type="spellEnd"/>
-      <w:r>
-        <w:rPr>
-          <w:rFonts w:ascii="Consolas" w:eastAsia="Times New Roman" w:hAnsi="Consolas" w:cs="Times New Roman"/>
-          <w:color w:val="008000"/>
-          <w:sz w:val="21"/>
-          <w:szCs w:val="21"/>
-          <w:lang w:eastAsia="ru-RU"/>
-        </w:rPr>
-        <w:t>(), даже если объект</w:t>
+        <w:t># __init__ вызывается при каждом AppSettings(), даже если объект</w:t>
       </w:r>
     </w:p>
     <w:p>
@@ -2418,29 +2307,7 @@
           <w:szCs w:val="21"/>
           <w:lang w:eastAsia="ru-RU"/>
         </w:rPr>
-        <w:t># уже существует, поэтому защищаемся флагом _</w:t>
-      </w:r>
-      <w:proofErr w:type="spellStart"/>
-      <w:r>
-        <w:rPr>
-          <w:rFonts w:ascii="Consolas" w:eastAsia="Times New Roman" w:hAnsi="Consolas" w:cs="Times New Roman"/>
-          <w:color w:val="008000"/>
-          <w:sz w:val="21"/>
-          <w:szCs w:val="21"/>
-          <w:lang w:eastAsia="ru-RU"/>
-        </w:rPr>
-        <w:t>initialized</w:t>
-      </w:r>
-      <w:proofErr w:type="spellEnd"/>
-      <w:r>
-        <w:rPr>
-          <w:rFonts w:ascii="Consolas" w:eastAsia="Times New Roman" w:hAnsi="Consolas" w:cs="Times New Roman"/>
-          <w:color w:val="008000"/>
-          <w:sz w:val="21"/>
-          <w:szCs w:val="21"/>
-          <w:lang w:eastAsia="ru-RU"/>
-        </w:rPr>
-        <w:t>, чтобы</w:t>
+        <w:t># уже существует, поэтому защищаемся флагом _initialized, чтобы</w:t>
       </w:r>
     </w:p>
     <w:p>
@@ -2884,66 +2751,40 @@
     </w:p>
     <w:p>
       <w:pPr>
-        <w:spacing w:after="150"/>
-      </w:pPr>
-      <w:r>
-        <w:t>Приватный атрибут _</w:t>
-      </w:r>
-      <w:proofErr w:type="spellStart"/>
-      <w:r>
-        <w:t>instance</w:t>
-      </w:r>
-      <w:proofErr w:type="spellEnd"/>
-      <w:r>
-        <w:t xml:space="preserve"> хранит единственный созданный объект класса. При первом обращении </w:t>
-      </w:r>
-      <w:proofErr w:type="spellStart"/>
-      <w:r>
-        <w:t>AppSettings</w:t>
-      </w:r>
-      <w:proofErr w:type="spellEnd"/>
-      <w:r>
-        <w:t xml:space="preserve">() он создаётся и запоминается; при всех последующих обращениях — например, из cli.py при старте программы и из </w:t>
-      </w:r>
-      <w:proofErr w:type="spellStart"/>
-      <w:r>
-        <w:t>TripCostCalculator</w:t>
-      </w:r>
-      <w:proofErr w:type="spellEnd"/>
-      <w:r>
-        <w:t xml:space="preserve"> при создании калькулятора — возвращается именно этот, уже существующий объект. Флаг _</w:t>
-      </w:r>
-      <w:proofErr w:type="spellStart"/>
-      <w:r>
-        <w:t>initialized</w:t>
-      </w:r>
-      <w:proofErr w:type="spellEnd"/>
-      <w:r>
-        <w:t xml:space="preserve"> защищает атрибуты от повторной перезаписи, если </w:t>
-      </w:r>
-      <w:proofErr w:type="spellStart"/>
-      <w:r>
-        <w:t>AppSettings</w:t>
-      </w:r>
-      <w:proofErr w:type="spellEnd"/>
-      <w:r>
-        <w:t>() будет вызван ещё раз с другими аргументами.</w:t>
-      </w:r>
-    </w:p>
-    <w:p>
-      <w:pPr>
-        <w:spacing w:after="150"/>
-      </w:pPr>
-      <w:r>
-        <w:t xml:space="preserve">Класс </w:t>
-      </w:r>
-      <w:proofErr w:type="spellStart"/>
-      <w:r>
-        <w:t>TripCostCalculator</w:t>
-      </w:r>
-      <w:proofErr w:type="spellEnd"/>
-      <w:r>
-        <w:t xml:space="preserve"> использует настройки при расчётах:</w:t>
+        <w:spacing w:after="0" w:line="360" w:lineRule="auto"/>
+        <w:ind w:firstLine="709"/>
+        <w:rPr>
+          <w:rFonts w:ascii="Times New Roman" w:hAnsi="Times New Roman" w:cs="Times New Roman"/>
+          <w:sz w:val="28"/>
+          <w:szCs w:val="28"/>
+        </w:rPr>
+      </w:pPr>
+      <w:r>
+        <w:rPr>
+          <w:rFonts w:ascii="Times New Roman" w:hAnsi="Times New Roman" w:cs="Times New Roman"/>
+          <w:sz w:val="28"/>
+          <w:szCs w:val="28"/>
+        </w:rPr>
+        <w:t>Приватный атрибут _instance хранит единственный созданный объект класса. При первом обращении AppSettings() он создаётся и запоминается; при всех последующих обращениях — например, из cli.py при старте программы и из TripCostCalculator при создании калькулятора — возвращается именно этот, уже существующий объект. Флаг _initialized защищает атрибуты от повторной перезаписи, если AppSettings() будет вызван ещё раз с другими аргументами.</w:t>
+      </w:r>
+    </w:p>
+    <w:p>
+      <w:pPr>
+        <w:spacing w:after="0" w:line="360" w:lineRule="auto"/>
+        <w:ind w:firstLine="709"/>
+        <w:rPr>
+          <w:rFonts w:ascii="Times New Roman" w:hAnsi="Times New Roman" w:cs="Times New Roman"/>
+          <w:sz w:val="28"/>
+          <w:szCs w:val="28"/>
+        </w:rPr>
+      </w:pPr>
+      <w:r>
+        <w:rPr>
+          <w:rFonts w:ascii="Times New Roman" w:hAnsi="Times New Roman" w:cs="Times New Roman"/>
+          <w:sz w:val="28"/>
+          <w:szCs w:val="28"/>
+        </w:rPr>
+        <w:t>Класс TripCostCalculator использует настройки при расчётах:</w:t>
       </w:r>
     </w:p>
     <w:p>
@@ -2953,6 +2794,7 @@
           <w:tab w:val="left" w:pos="3060"/>
         </w:tabs>
         <w:spacing w:after="0" w:line="360" w:lineRule="auto"/>
+        <w:ind w:firstLine="709"/>
         <w:jc w:val="both"/>
         <w:rPr>
           <w:rFonts w:ascii="Times New Roman" w:hAnsi="Times New Roman" w:cs="Times New Roman"/>
@@ -2960,6 +2802,30 @@
           <w:szCs w:val="28"/>
         </w:rPr>
       </w:pPr>
+      <w:r>
+        <w:rPr>
+          <w:rFonts w:ascii="Times New Roman" w:hAnsi="Times New Roman" w:cs="Times New Roman"/>
+          <w:sz w:val="28"/>
+          <w:szCs w:val="28"/>
+        </w:rPr>
+        <w:t>Вывод</w:t>
+      </w:r>
+      <w:r>
+        <w:rPr>
+          <w:rFonts w:ascii="Times New Roman" w:hAnsi="Times New Roman" w:cs="Times New Roman"/>
+          <w:sz w:val="28"/>
+          <w:szCs w:val="28"/>
+        </w:rPr>
+        <w:t>: в</w:t>
+      </w:r>
+      <w:r>
+        <w:rPr>
+          <w:rFonts w:ascii="Times New Roman" w:hAnsi="Times New Roman" w:cs="Times New Roman"/>
+          <w:sz w:val="28"/>
+          <w:szCs w:val="28"/>
+        </w:rPr>
+        <w:t xml:space="preserve"> ходе выполнения лабораторной работы реализован паттерн «Одиночка» на примере класса AppSettings, обеспечивающего единую точку доступа к настройкам приложения «Расчёт стоимости поездки». Показано, что паттерн гарантирует существование только одного экземпляра класса и предоставляет к нему согласованный доступ из разных модулей программы (cli.py, calculator.py).</w:t>
+      </w:r>
     </w:p>
     <w:sectPr>
       <w:type w:val="continuous"/>
